--- a/opisy_archetypow/opisy_Twórca.docx
+++ b/opisy_archetypow/opisy_Twórca.docx
@@ -937,11 +937,43 @@
       </w:r>
     </w:p>
     <w:p>
-      <w:r>
+      <w:pPr>
+        <w:rPr>
+          <w:lang w:val="es-MX"/>
+        </w:rPr>
+      </w:pPr>
+      <w:r>
+        <w:rPr>
+          <w:lang w:val="es-MX"/>
+        </w:rPr>
         <w:t>Salvador Dali, Steven Spielberg</w:t>
       </w:r>
-    </w:p>
-    <w:p/>
+      <w:r>
+        <w:rPr>
+          <w:lang w:val="es-MX"/>
+        </w:rPr>
+        <w:t xml:space="preserve">, </w:t>
+      </w:r>
+      <w:r>
+        <w:rPr>
+          <w:lang w:val="es-MX"/>
+        </w:rPr>
+        <w:t>Leonardo da Vinci</w:t>
+      </w:r>
+      <w:r>
+        <w:rPr>
+          <w:lang w:val="es-MX"/>
+        </w:rPr>
+        <w:t xml:space="preserve">, </w:t>
+      </w:r>
+    </w:p>
+    <w:p>
+      <w:pPr>
+        <w:rPr>
+          <w:lang w:val="es-MX"/>
+        </w:rPr>
+      </w:pPr>
+    </w:p>
     <w:p>
       <w:pPr>
         <w:pStyle w:val="Nagwek3"/>
@@ -11205,7 +11237,6 @@
   <w:style w:type="character" w:default="1" w:styleId="Domylnaczcionkaakapitu">
     <w:name w:val="Default Paragraph Font"/>
     <w:uiPriority w:val="1"/>
-    <w:semiHidden/>
     <w:unhideWhenUsed/>
   </w:style>
   <w:style w:type="table" w:default="1" w:styleId="Standardowy">
